--- a/Outputs/05_Management.docx
+++ b/Outputs/05_Management.docx
@@ -462,7 +462,7 @@
                 <w:szCs w:val="22"/>
                 <w:color w:val="000000"/>
               </w:rPr>
-              <w:t xml:space="preserve">518</w:t>
+              <w:t xml:space="preserve">519</w:t>
             </w:r>
           </w:p>
         </w:tc>
@@ -684,7 +684,7 @@
                 <w:szCs w:val="22"/>
                 <w:color w:val="000000"/>
               </w:rPr>
-              <w:t xml:space="preserve">430</w:t>
+              <w:t xml:space="preserve">431</w:t>
             </w:r>
           </w:p>
         </w:tc>
@@ -1128,7 +1128,7 @@
                 <w:szCs w:val="22"/>
                 <w:color w:val="000000"/>
               </w:rPr>
-              <w:t xml:space="preserve">119</w:t>
+              <w:t xml:space="preserve">299</w:t>
             </w:r>
           </w:p>
         </w:tc>
@@ -1350,7 +1350,7 @@
                 <w:szCs w:val="22"/>
                 <w:color w:val="000000"/>
               </w:rPr>
-              <w:t xml:space="preserve">78</w:t>
+              <w:t xml:space="preserve">293</w:t>
             </w:r>
           </w:p>
         </w:tc>
@@ -1572,7 +1572,7 @@
                 <w:szCs w:val="22"/>
                 <w:color w:val="000000"/>
               </w:rPr>
-              <w:t xml:space="preserve">138</w:t>
+              <w:t xml:space="preserve">530</w:t>
             </w:r>
           </w:p>
         </w:tc>
@@ -3378,7 +3378,7 @@
                 <w:szCs w:val="22"/>
                 <w:color w:val="000000"/>
               </w:rPr>
-              <w:t xml:space="preserve">388</w:t>
+              <w:t xml:space="preserve">389</w:t>
             </w:r>
           </w:p>
         </w:tc>
@@ -3600,7 +3600,7 @@
                 <w:szCs w:val="22"/>
                 <w:color w:val="000000"/>
               </w:rPr>
-              <w:t xml:space="preserve">582</w:t>
+              <w:t xml:space="preserve">583</w:t>
             </w:r>
           </w:p>
         </w:tc>
@@ -4044,7 +4044,7 @@
                 <w:szCs w:val="22"/>
                 <w:color w:val="000000"/>
               </w:rPr>
-              <w:t xml:space="preserve">67</w:t>
+              <w:t xml:space="preserve">181</w:t>
             </w:r>
           </w:p>
         </w:tc>
@@ -4266,7 +4266,7 @@
                 <w:szCs w:val="22"/>
                 <w:color w:val="000000"/>
               </w:rPr>
-              <w:t xml:space="preserve">144</w:t>
+              <w:t xml:space="preserve">440</w:t>
             </w:r>
           </w:p>
         </w:tc>
@@ -4488,7 +4488,7 @@
                 <w:szCs w:val="22"/>
                 <w:color w:val="000000"/>
               </w:rPr>
-              <w:t xml:space="preserve">124</w:t>
+              <w:t xml:space="preserve">501</w:t>
             </w:r>
           </w:p>
         </w:tc>
@@ -6294,7 +6294,7 @@
                 <w:szCs w:val="22"/>
                 <w:color w:val="000000"/>
               </w:rPr>
-              <w:t xml:space="preserve">329</w:t>
+              <w:t xml:space="preserve">330</w:t>
             </w:r>
           </w:p>
         </w:tc>
@@ -6960,7 +6960,7 @@
                 <w:szCs w:val="22"/>
                 <w:color w:val="000000"/>
               </w:rPr>
-              <w:t xml:space="preserve">286</w:t>
+              <w:t xml:space="preserve">287</w:t>
             </w:r>
           </w:p>
         </w:tc>
@@ -7404,7 +7404,7 @@
                 <w:szCs w:val="22"/>
                 <w:color w:val="000000"/>
               </w:rPr>
-              <w:t xml:space="preserve">61</w:t>
+              <w:t xml:space="preserve">247</w:t>
             </w:r>
           </w:p>
         </w:tc>
@@ -7626,7 +7626,7 @@
                 <w:szCs w:val="22"/>
                 <w:color w:val="000000"/>
               </w:rPr>
-              <w:t xml:space="preserve">17</w:t>
+              <w:t xml:space="preserve">44</w:t>
             </w:r>
           </w:p>
         </w:tc>
@@ -7848,7 +7848,7 @@
                 <w:szCs w:val="22"/>
                 <w:color w:val="000000"/>
               </w:rPr>
-              <w:t xml:space="preserve">70</w:t>
+              <w:t xml:space="preserve">161</w:t>
             </w:r>
           </w:p>
         </w:tc>
@@ -8070,7 +8070,7 @@
                 <w:szCs w:val="22"/>
                 <w:color w:val="000000"/>
               </w:rPr>
-              <w:t xml:space="preserve">49</w:t>
+              <w:t xml:space="preserve">134</w:t>
             </w:r>
           </w:p>
         </w:tc>
@@ -8292,7 +8292,7 @@
                 <w:szCs w:val="22"/>
                 <w:color w:val="000000"/>
               </w:rPr>
-              <w:t xml:space="preserve">138</w:t>
+              <w:t xml:space="preserve">536</w:t>
             </w:r>
           </w:p>
         </w:tc>
